--- a/配电室设备状态视觉测控系统_设计方案书.docx
+++ b/配电室设备状态视觉测控系统_设计方案书.docx
@@ -12074,56 +12074,24 @@
         <w:jc w:val="both"/>
       </w:pPr>
       <w:r>
-        <w:t>系统由车载锂电池供电，主控与云台共用一路</w:t>
-      </w:r>
-      <w:r>
-        <w:t xml:space="preserve"> 12 V </w:t>
-      </w:r>
-      <w:r>
-        <w:t>母线，经</w:t>
-      </w:r>
-      <w:r>
-        <w:t xml:space="preserve"> DC-DC </w:t>
-      </w:r>
-      <w:r>
-        <w:t>降压至</w:t>
-      </w:r>
-      <w:r>
-        <w:t xml:space="preserve"> 5 V </w:t>
-      </w:r>
-      <w:r>
-        <w:t>供主控使用。</w:t>
-      </w:r>
-      <w:r>
-        <w:t xml:space="preserve">RK3576 </w:t>
-      </w:r>
-      <w:r>
-        <w:t>满载功耗约</w:t>
-      </w:r>
-      <w:r>
-        <w:t xml:space="preserve"> 8 W</w:t>
-      </w:r>
-      <w:r>
-        <w:t>，云台电机峰值约</w:t>
-      </w:r>
-      <w:r>
-        <w:t xml:space="preserve"> 12 W</w:t>
-      </w:r>
-      <w:r>
-        <w:t>，加上底盘驱动，全系统平均功耗按</w:t>
-      </w:r>
-      <w:r>
-        <w:t xml:space="preserve"> 60 W </w:t>
-      </w:r>
-      <w:r>
-        <w:t>估算，需保证单次巡检任务（约</w:t>
-      </w:r>
-      <w:r>
-        <w:t xml:space="preserve"> 10 </w:t>
-      </w:r>
-      <w:r>
-        <w:t>分钟）内电压跌落不影响成像与运动。</w:t>
-      </w:r>
+        <w:t>系统由车载锂电池供电，主控与云台共用一路 24 V 母线，经两级 DC-DC 降压（24 V→12 V→5 V）供主控使用。RK3576 满载功耗约 8 W，云台电机峰值约 12 W，加上底盘驱动，全系统平均功耗按 60 W 估算，需保证单次巡检任务（约 10 分钟）内电压跌落不影响成像与运动。</w:t>
+      </w:r>
+      <w:r/>
+      <w:r/>
+      <w:r/>
+      <w:r/>
+      <w:r/>
+      <w:r/>
+      <w:r/>
+      <w:r/>
+      <w:r/>
+      <w:r/>
+      <w:r/>
+      <w:r/>
+      <w:r/>
+      <w:r/>
+      <w:r/>
+      <w:r/>
     </w:p>
     <w:p>
       <w:pPr>
@@ -15587,21 +15555,19 @@
                 <w:sz w:val="19"/>
                 <w:szCs w:val="19"/>
               </w:rPr>
-              <w:t>单次增加约</w:t>
-            </w:r>
-            <w:r>
-              <w:rPr>
-                <w:sz w:val="19"/>
-                <w:szCs w:val="19"/>
-              </w:rPr>
-              <w:t xml:space="preserve"> 8.8 s </w:t>
-            </w:r>
-            <w:r>
-              <w:rPr>
-                <w:sz w:val="19"/>
-                <w:szCs w:val="19"/>
-              </w:rPr>
-              <w:t>巡检时长</w:t>
+              <w:t>单次增加约 9.2 s 巡检时长</w:t>
+            </w:r>
+            <w:r>
+              <w:rPr>
+                <w:sz w:val="19"/>
+                <w:szCs w:val="19"/>
+              </w:rPr>
+            </w:r>
+            <w:r>
+              <w:rPr>
+                <w:sz w:val="19"/>
+                <w:szCs w:val="19"/>
+              </w:rPr>
             </w:r>
           </w:p>
         </w:tc>
@@ -21458,17 +21424,11 @@
           <w:b/>
           <w:bCs/>
         </w:rPr>
-        <w:t>空间多视角。</w:t>
-      </w:r>
-      <w:r>
-        <w:t>单次复核采集三个视角：主视角，以及左右各偏转</w:t>
-      </w:r>
-      <w:r>
-        <w:t xml:space="preserve"> 15° </w:t>
-      </w:r>
-      <w:r>
-        <w:t>的两个辅视角。三视角的作用有二，一是通过一致性比对抑制反光与偶发遮挡造成的误读，二是当主视角被高光覆盖时可用辅视角替代。三视角由同一台相机经云台转动依次获得，属于时分复用方式的多通道采集。</w:t>
-      </w:r>
+        <w:t>空间多视角，条件式触发。单次复核默认在主视角连拍 3 帧（抗云台残余抖动造成的运动模糊）；当图像质量评价判定主视角存在高光遮挡，或首次读数置信度低于阈值时，才追加左右各偏转 15° 的两个辅视角。三视角的作用有二，一是通过一致性比对抑制反光与偶发遮挡造成的误读，二是当主视角被高光覆盖时可用辅视角替代。之所以做成条件式而不是每次都拍：辅视角要多花 1.5 s，而它真正有用的场合（镜面高光）只占少数，无条件付这个代价会把单轮复核次数从 21 次压到 18 次，用 14 % 的复核能力去换一个多数时候用不上的手段（决议 A3）。三视角由同一台相机经云台转动依次获得，属于时分复用方式的多通道采集。</w:t>
+      </w:r>
+      <w:r/>
+      <w:r/>
+      <w:r/>
     </w:p>
     <w:p>
       <w:pPr>
@@ -22339,29 +22299,16 @@
           <w:b/>
           <w:bCs/>
         </w:rPr>
-        <w:t>多视角一致性判定。</w:t>
-      </w:r>
-      <w:r>
-        <w:t>三个视角的读数极差若超过</w:t>
-      </w:r>
-      <w:r>
-        <w:t xml:space="preserve"> 0.5 % FS</w:t>
-      </w:r>
-      <w:r>
-        <w:t>，判定本次测量不可信，标记为质量</w:t>
-      </w:r>
-      <w:r>
-        <w:lastRenderedPageBreak/>
-        <w:t>受限并交人工复核，不</w:t>
-      </w:r>
+        <w:t>多视角一致性判定，仅在走了辅视角的那次复核上生效。三个视角的读数极差若超过 0.5 % FS，判定本次测量不可信，标记为质量受限并交人工复核，不写入台账；极差值随证据包上报（字段 multiview_spread）。只连拍不辅视角时该判定不适用，由质量评价的四项指标兜底。这一条是对前述滤波都无法处理的系统性误差（如严重透视畸变）的兜底。</w:t>
+      </w:r>
+      <w:r/>
+      <w:r/>
+      <w:r/>
+      <w:r/>
       <w:proofErr w:type="gramStart"/>
-      <w:r>
-        <w:t>写入台</w:t>
-      </w:r>
+      <w:r/>
       <w:proofErr w:type="gramEnd"/>
-      <w:r>
-        <w:t>账。这一条是对前述滤波都无法处理的系统性误差（如严重透视畸变）的兜底。</w:t>
-      </w:r>
+      <w:r/>
     </w:p>
     <w:p>
       <w:pPr>
@@ -25380,6 +25327,57 @@
       </w:r>
       <w:r>
         <w:t>做精细判定。这种两级级联的安排，使第一级只负责「不漏」，第二级负责「判准」，与本系统主动复核的结构天然吻合。</w:t>
+      </w:r>
+    </w:p>
+    <w:p>
+      <w:pPr>
+        <w:pStyle w:val="3"/>
+        <w:spacing w:before="60" w:after="60" w:line="320" w:lineRule="auto"/>
+        <w:ind w:firstLine="420"/>
+        <w:jc w:val="both"/>
+      </w:pPr>
+      <w:r>
+        <w:t>6.2.3　未知异常检测</w:t>
+      </w:r>
+    </w:p>
+    <w:p>
+      <w:pPr>
+        <w:spacing w:before="60" w:after="60" w:line="320" w:lineRule="auto"/>
+        <w:ind w:firstLine="420"/>
+        <w:jc w:val="both"/>
+      </w:pPr>
+      <w:r>
+        <w:t>前两小节处理的是「已知缺陷」——类别事先定义、有标注数据、可以监督训练。但配电室里真正要防的一类问题恰恰不是这样：渗漏油、呼吸器变色、异物侵入、接线端子发黑，这些既没有公开标注数据，室内场景的样本更是几乎为零。2.4.5 节把这一条列为数据来源约束，本节给出绕开它的办法。</w:t>
+      </w:r>
+    </w:p>
+    <w:p>
+      <w:pPr>
+        <w:spacing w:before="60" w:after="60" w:line="320" w:lineRule="auto"/>
+        <w:ind w:firstLine="420"/>
+        <w:jc w:val="both"/>
+      </w:pPr>
+      <w:r>
+        <w:t>采用非监督异常检测：只用「看起来正常」的样本训练，模型学习正常样本的特征分布，推理时把偏离该分布的区域标为异常，不需要任何缺陷标注。正常样本的可得性与缺陷样本相反——巡检跑一轮就攒下一批，而且它们来自本场景本设备，分布比任何公开数据集都贴合。</w:t>
+      </w:r>
+    </w:p>
+    <w:p>
+      <w:pPr>
+        <w:spacing w:before="60" w:after="60" w:line="320" w:lineRule="auto"/>
+        <w:ind w:firstLine="420"/>
+        <w:jc w:val="both"/>
+      </w:pPr>
+      <w:r>
+        <w:t>本方案实现两条通路并做比选。基线是统计法：在线学习正常样本的特征均值与协方差，按马氏距离打异常分，零权重、当场可跑，且异常分来自哪个特征通道说得清——可解释性在验收场合是实打实的加分项。对照组是 PaDiM / EfficientAD 一类基于预训练主干的方法，精度更高但需要权重、不可解释。哪一条进最终系统由同一批样本上的误报率与漏报率决定，比选结论是「不启用学习法」也是成果。</w:t>
+      </w:r>
+    </w:p>
+    <w:p>
+      <w:pPr>
+        <w:spacing w:before="60" w:after="60" w:line="320" w:lineRule="auto"/>
+        <w:ind w:firstLine="420"/>
+        <w:jc w:val="both"/>
+      </w:pPr>
+      <w:r>
+        <w:t>这一路在系统里的位置是 L3：L1 负责「看见有东西」，L2 负责「读出数值」，L3 负责「说不出是什么但不对劲」。它同时承接了首版缺陷类别收窄（决议 A2 把渗漏油换成开关分合位）之后空出来的那条纯检测通路——渗漏油不再作为一个监督类别去训，而是作为「未知异常」被 L3 兜住。L3 的输出不单独定案，进入 L4 显式仲裁与其余三路证据一起决策。</w:t>
       </w:r>
     </w:p>
     <w:p>
@@ -27832,7 +27830,7 @@
                 <w:sz w:val="19"/>
                 <w:szCs w:val="19"/>
               </w:rPr>
-              <w:t>1.0 s</w:t>
+              <w:t>0.5 s</w:t>
             </w:r>
           </w:p>
         </w:tc>
@@ -27950,7 +27948,7 @@
                 <w:sz w:val="19"/>
                 <w:szCs w:val="19"/>
               </w:rPr>
-              <w:t>3.0 s</w:t>
+              <w:t>4.0 s</w:t>
             </w:r>
           </w:p>
         </w:tc>
@@ -28200,7 +28198,7 @@
                 <w:sz w:val="19"/>
                 <w:szCs w:val="19"/>
               </w:rPr>
-              <w:t>2.0 s</w:t>
+              <w:t>2.5 s</w:t>
             </w:r>
           </w:p>
         </w:tc>
@@ -28292,7 +28290,7 @@
                 <w:sz w:val="19"/>
                 <w:szCs w:val="19"/>
               </w:rPr>
-              <w:t>三视角采集</w:t>
+              <w:t>主视角连拍，必要时追加辅视角</w:t>
             </w:r>
           </w:p>
         </w:tc>
@@ -28318,7 +28316,7 @@
                 <w:sz w:val="19"/>
                 <w:szCs w:val="19"/>
               </w:rPr>
-              <w:t>5.0 s</w:t>
+              <w:t>4.0 s</w:t>
             </w:r>
           </w:p>
         </w:tc>
@@ -28437,7 +28435,7 @@
                 <w:sz w:val="19"/>
                 <w:szCs w:val="19"/>
               </w:rPr>
-              <w:t>3.0 s</w:t>
+              <w:t>5.0 s</w:t>
             </w:r>
           </w:p>
         </w:tc>
@@ -28555,7 +28553,7 @@
                 <w:sz w:val="19"/>
                 <w:szCs w:val="19"/>
               </w:rPr>
-              <w:t>3.0 s</w:t>
+              <w:t>2.0 s</w:t>
             </w:r>
           </w:p>
         </w:tc>
@@ -28673,7 +28671,7 @@
                 <w:sz w:val="19"/>
                 <w:szCs w:val="19"/>
               </w:rPr>
-              <w:t>2.0 s</w:t>
+              <w:t>1.0 s</w:t>
             </w:r>
           </w:p>
         </w:tc>
@@ -28910,6 +28908,87 @@
       <w:r>
         <w:t>失效路径，需同时存在。</w:t>
       </w:r>
+    </w:p>
+    <w:p>
+      <w:pPr>
+        <w:pStyle w:val="3"/>
+        <w:spacing w:before="60" w:after="60" w:line="320" w:lineRule="auto"/>
+        <w:ind w:firstLine="420"/>
+        <w:jc w:val="both"/>
+      </w:pPr>
+      <w:r>
+        <w:t>6.3.7　复核预算与失锁抑制</w:t>
+      </w:r>
+      <w:proofErr w:type="gramStart"/>
+      <w:proofErr w:type="gramEnd"/>
+      <w:proofErr w:type="gramStart"/>
+      <w:proofErr w:type="gramEnd"/>
+      <w:proofErr w:type="gramStart"/>
+      <w:proofErr w:type="gramEnd"/>
+    </w:p>
+    <w:p>
+      <w:pPr>
+        <w:spacing w:before="60" w:after="60" w:line="320" w:lineRule="auto"/>
+        <w:ind w:firstLine="420"/>
+        <w:jc w:val="both"/>
+      </w:pPr>
+      <w:r>
+        <w:t>主动复核会停车，停车就吃掉巡检时间。单轮巡检的时间上限 T_max 是硬的，巡航本身要占 L/v，剩下的才归复核，所以一轮里能做多少次复核是有上限的：N_max = ⌊(T_max − L/v) / T_r⌋。按 L = 200 m、v = 0.5 m/s、T_max = 600 s、单次复核 T_r = 9.2 s 计，N_max = 21 次。不设这个预算的后果不是慢，是巡检跑不完——车会停在半路上反复复核，而路线尽头的设备一次也没看过。</w:t>
+      </w:r>
+      <w:proofErr w:type="gramStart"/>
+      <w:proofErr w:type="gramEnd"/>
+      <w:proofErr w:type="gramStart"/>
+      <w:proofErr w:type="gramEnd"/>
+      <w:proofErr w:type="gramStart"/>
+      <w:proofErr w:type="gramEnd"/>
+    </w:p>
+    <w:p>
+      <w:pPr>
+        <w:spacing w:before="60" w:after="60" w:line="320" w:lineRule="auto"/>
+        <w:ind w:firstLine="420"/>
+        <w:jc w:val="both"/>
+      </w:pPr>
+      <w:r>
+        <w:t>预算耗尽后不丢弃触发：可疑标记照常置位，事件进入顺延队列按优先级排序，下一轮巡检优先处理。优先级 = 严重度 × 置信度 × 新颖度，其中新颖度对复现的缺陷取 0.3 而不是 0——取 0 会导致某个缺陷第一轮复核失败之后永远排不上队。</w:t>
+      </w:r>
+      <w:proofErr w:type="gramStart"/>
+      <w:proofErr w:type="gramEnd"/>
+      <w:proofErr w:type="gramStart"/>
+      <w:proofErr w:type="gramEnd"/>
+      <w:proofErr w:type="gramStart"/>
+      <w:proofErr w:type="gramEnd"/>
+    </w:p>
+    <w:p>
+      <w:pPr>
+        <w:spacing w:before="60" w:after="60" w:line="320" w:lineRule="auto"/>
+        <w:ind w:firstLine="420"/>
+        <w:jc w:val="both"/>
+      </w:pPr>
+      <w:r>
+        <w:t>另有三条抑制规则挡住三类不同的死循环：同一跟踪 ID 复核过后 60 s 内不再复核，挡的是同一个目标反复触发；同一巡检位 2 m 半径内本轮只复核一次，挡的是跟踪器丢了 ID 之后同一目标以新 ID 再次触发；恢复巡航后 3 s 静默，挡的是车刚起步、云台刚归位那一瞬间画面剧烈变化引发的连锁触发。少任何一条都有一类循环补不上。</w:t>
+      </w:r>
+      <w:proofErr w:type="gramStart"/>
+      <w:proofErr w:type="gramEnd"/>
+      <w:proofErr w:type="gramStart"/>
+      <w:proofErr w:type="gramEnd"/>
+      <w:proofErr w:type="gramStart"/>
+      <w:proofErr w:type="gramEnd"/>
+    </w:p>
+    <w:p>
+      <w:pPr>
+        <w:spacing w:before="60" w:after="60" w:line="320" w:lineRule="auto"/>
+        <w:ind w:firstLine="420"/>
+        <w:jc w:val="both"/>
+      </w:pPr>
+      <w:r>
+        <w:t>定位失锁时一律不进复核。复核的前提是「知道自己在哪」——巡检位半径抑制、证据包里的位姿、顺延队列的排序全都依赖定位，位姿无效时这三样同时失去意义，此时继续复核只会产出无法归档的证据。失锁按抑制处理而不是按故障处理：车照常巡航，只是不做主动测量，定位恢复后自动恢复复核能力。</w:t>
+      </w:r>
+      <w:proofErr w:type="gramStart"/>
+      <w:proofErr w:type="gramEnd"/>
+      <w:proofErr w:type="gramStart"/>
+      <w:proofErr w:type="gramEnd"/>
+      <w:proofErr w:type="gramStart"/>
+      <w:proofErr w:type="gramEnd"/>
     </w:p>
     <w:p>
       <w:pPr>
@@ -29089,7 +29168,7 @@
         <w:jc w:val="both"/>
       </w:pPr>
       <w:r>
-        <w:t>对三视角分别解算读数，做一致性判定与时域中值滤波，得到最终测量值</w:t>
+        <w:t>对采集到的各视角分别解算读数，做时域中值滤波；若本次走了辅视角，再做三视角一致性判定，得到最终测量值</w:t>
       </w:r>
     </w:p>
     <w:p>
@@ -29133,20 +29212,12 @@
         <w:jc w:val="both"/>
       </w:pPr>
       <w:r>
-        <w:t>单次完整流程耗时约</w:t>
-      </w:r>
-      <w:r>
-        <w:t xml:space="preserve"> 8.8 s</w:t>
-      </w:r>
-      <w:r>
-        <w:t>，其中底盘减速停稳的</w:t>
-      </w:r>
-      <w:r>
-        <w:t xml:space="preserve"> 2.0 s </w:t>
-      </w:r>
-      <w:r>
-        <w:t>是最大单项，由底盘物理特性决定，无法通过软件压缩。</w:t>
-      </w:r>
+        <w:t>单次完整流程耗时约 9.2 s，其中底盘减速停稳的 2.0 s 是最大单项，由底盘物理特性决定，无法通过软件压缩。</w:t>
+      </w:r>
+      <w:r/>
+      <w:r/>
+      <w:r/>
+      <w:r/>
     </w:p>
     <w:p>
       <w:pPr>
@@ -32102,44 +32173,20 @@
         <w:jc w:val="both"/>
       </w:pPr>
       <w:r>
-        <w:t>单次测量产生的数据包含广角原图一张、三视角补拍图三张、触发前后各若干秒的视频片段与一份记录文件，合计约</w:t>
-      </w:r>
-      <w:r>
-        <w:t xml:space="preserve"> 6.7 MB</w:t>
-      </w:r>
-      <w:r>
-        <w:t>。按单轮巡检</w:t>
-      </w:r>
-      <w:r>
-        <w:t xml:space="preserve"> 20 </w:t>
-      </w:r>
-      <w:r>
-        <w:t>次测量计，单轮约</w:t>
-      </w:r>
-      <w:r>
-        <w:t xml:space="preserve"> 134 MB</w:t>
-      </w:r>
-      <w:r>
-        <w:t>，每日六轮约</w:t>
-      </w:r>
-      <w:r>
-        <w:t xml:space="preserve"> 804 MB</w:t>
-      </w:r>
-      <w:r>
-        <w:t>。</w:t>
-      </w:r>
-      <w:r>
-        <w:t xml:space="preserve">64 GB </w:t>
-      </w:r>
-      <w:r>
-        <w:t>存储在完全不上传的极端情况下可缓存约</w:t>
-      </w:r>
-      <w:r>
-        <w:t xml:space="preserve"> 80 </w:t>
-      </w:r>
-      <w:r>
-        <w:t>天，余量充足。</w:t>
-      </w:r>
+        <w:t>单次测量产生的数据包含广角标注图与原图各一张、复核连拍图三张、读数 ROI 裁图一张与一份记录文件，合计约 1.7 MB；触发前后的视频片段首版不产出（接口上已预留 CRUISE_VIDEO 角色，见决议 B3），启用后单次约 6.7 MB。按单轮巡检 20 次测量计，不含视频单轮约 34 MB、每日六轮约 204 MB，64 GB 可缓存约 320 天；含视频则为 134 MB / 804 MB / 约 80 天。两种口径都留足余量，取值差额 5.0 MB 全部是视频。</w:t>
+      </w:r>
+      <w:r/>
+      <w:r/>
+      <w:r/>
+      <w:r/>
+      <w:r/>
+      <w:r/>
+      <w:r/>
+      <w:r/>
+      <w:r/>
+      <w:r/>
+      <w:r/>
+      <w:r/>
     </w:p>
     <w:p>
       <w:pPr>
@@ -32523,7 +32570,7 @@
                 <w:sz w:val="19"/>
                 <w:szCs w:val="19"/>
               </w:rPr>
-              <w:t>通信协议中只定义四条</w:t>
+              <w:t>通信协议中只定义七条指令：暂停巡检、恢复巡检、缓慢前进、前往观测位、设定云台姿态、设定云台角速度、心跳。其中前四条是任务级运动指令，后三条不改变车辆运动。不定义任何底层控制消息，识别模块在协议上无法表达底层控制意图</w:t>
             </w:r>
             <w:proofErr w:type="gramStart"/>
             <w:r>
@@ -32531,7 +32578,6 @@
                 <w:sz w:val="19"/>
                 <w:szCs w:val="19"/>
               </w:rPr>
-              <w:t>任务级指令</w:t>
             </w:r>
             <w:proofErr w:type="gramEnd"/>
             <w:r>
@@ -32539,7 +32585,6 @@
                 <w:sz w:val="19"/>
                 <w:szCs w:val="19"/>
               </w:rPr>
-              <w:t>：暂停巡检、恢复巡检、缓慢前进、前往观测位。不定义任何底层控制消息，识别模块在协议上无法表达底层控制意图</w:t>
             </w:r>
           </w:p>
         </w:tc>
@@ -32624,7 +32669,7 @@
                 <w:sz w:val="19"/>
                 <w:szCs w:val="19"/>
               </w:rPr>
-              <w:t>独立运行的</w:t>
+              <w:t>独立运行的车控安全网关对每条指令做参数范围校验。缓慢前进的距离不超过 0.5 m，观测位编号必须在预设列表内。缓慢前进的速度上限由底盘侧常量保证，不由网关校验——协议里没有速度字段，网关拿不到速度就无从校验速度，这正是安全边界的体现。范围值硬编码于网关，不从配置文件读取，且网关配置与识别模块进程隔离</w:t>
             </w:r>
             <w:proofErr w:type="gramStart"/>
             <w:r>
@@ -32632,7 +32677,6 @@
                 <w:sz w:val="19"/>
                 <w:szCs w:val="19"/>
               </w:rPr>
-              <w:t>车控安全</w:t>
             </w:r>
             <w:proofErr w:type="gramEnd"/>
             <w:r>
@@ -32640,35 +32684,30 @@
                 <w:sz w:val="19"/>
                 <w:szCs w:val="19"/>
               </w:rPr>
-              <w:t>网关对每条指令做参数范围校验。缓慢前进的距离不超过</w:t>
-            </w:r>
-            <w:r>
-              <w:rPr>
-                <w:sz w:val="19"/>
-                <w:szCs w:val="19"/>
-              </w:rPr>
-              <w:t xml:space="preserve"> 0.5 m</w:t>
-            </w:r>
-            <w:r>
-              <w:rPr>
-                <w:sz w:val="19"/>
-                <w:szCs w:val="19"/>
-              </w:rPr>
-              <w:t>、速度不超过</w:t>
-            </w:r>
-            <w:r>
-              <w:rPr>
-                <w:sz w:val="19"/>
-                <w:szCs w:val="19"/>
-              </w:rPr>
-              <w:t xml:space="preserve"> 0.2 m/s</w:t>
-            </w:r>
-            <w:r>
-              <w:rPr>
-                <w:sz w:val="19"/>
-                <w:szCs w:val="19"/>
-              </w:rPr>
-              <w:t>，观测位编号必须在预设列表内。</w:t>
+            </w:r>
+            <w:r>
+              <w:rPr>
+                <w:sz w:val="19"/>
+                <w:szCs w:val="19"/>
+              </w:rPr>
+            </w:r>
+            <w:r>
+              <w:rPr>
+                <w:sz w:val="19"/>
+                <w:szCs w:val="19"/>
+              </w:rPr>
+            </w:r>
+            <w:r>
+              <w:rPr>
+                <w:sz w:val="19"/>
+                <w:szCs w:val="19"/>
+              </w:rPr>
+            </w:r>
+            <w:r>
+              <w:rPr>
+                <w:sz w:val="19"/>
+                <w:szCs w:val="19"/>
+              </w:rPr>
             </w:r>
             <w:proofErr w:type="gramStart"/>
             <w:r>
@@ -32676,7 +32715,6 @@
                 <w:sz w:val="19"/>
                 <w:szCs w:val="19"/>
               </w:rPr>
-              <w:t>范围值硬编码</w:t>
             </w:r>
             <w:proofErr w:type="gramEnd"/>
             <w:r>
@@ -32684,7 +32722,6 @@
                 <w:sz w:val="19"/>
                 <w:szCs w:val="19"/>
               </w:rPr>
-              <w:t>于网关，不从配置文件读取，且网关配置与识别模块进程隔离</w:t>
             </w:r>
           </w:p>
         </w:tc>
@@ -32815,53 +32852,28 @@
         <w:jc w:val="both"/>
       </w:pPr>
       <w:r>
-        <w:lastRenderedPageBreak/>
-        <w:t>另设看门</w:t>
+        <w:t>另设看门狗机制解决识别模块崩溃后车辆滞留的问题：状态机每 200 ms 向网关发送一次心跳（5 Hz），网关超过 1.5 s 未收到即判定上位失联，自动下发恢复巡航指令并上报告警。此时车辆退化为按预设路线行驶的巡逻车，底盘安全层照常生效，只是不再有识别与主动测量功能。这是本系统定义的最低可用状态。</w:t>
       </w:r>
       <w:proofErr w:type="gramStart"/>
-      <w:r>
-        <w:t>狗机制</w:t>
-      </w:r>
+      <w:r/>
       <w:proofErr w:type="gramEnd"/>
-      <w:r>
-        <w:t>解决识别模块崩溃后车辆滞留的问题：状态机每</w:t>
-      </w:r>
-      <w:r>
-        <w:t xml:space="preserve"> 500 </w:t>
-      </w:r>
+      <w:r/>
+      <w:r/>
       <w:proofErr w:type="spellStart"/>
-      <w:r>
-        <w:t>ms</w:t>
-      </w:r>
+      <w:r/>
       <w:proofErr w:type="spellEnd"/>
-      <w:r>
-        <w:t xml:space="preserve"> </w:t>
-      </w:r>
-      <w:r>
-        <w:t>向网关发送一次心跳，网关超过</w:t>
-      </w:r>
-      <w:r>
-        <w:t xml:space="preserve"> 1.5 s </w:t>
-      </w:r>
-      <w:r>
-        <w:t>未收到即判定</w:t>
-      </w:r>
+      <w:r/>
+      <w:r/>
+      <w:r/>
+      <w:r/>
       <w:proofErr w:type="gramStart"/>
-      <w:r>
-        <w:t>上位失联</w:t>
-      </w:r>
+      <w:r/>
       <w:proofErr w:type="gramEnd"/>
-      <w:r>
-        <w:t>，自动下发恢复巡航指令并上报告警。此时车辆退化为按预设路线行驶的巡逻车，底盘</w:t>
-      </w:r>
+      <w:r/>
       <w:proofErr w:type="gramStart"/>
-      <w:r>
-        <w:t>安全层</w:t>
-      </w:r>
+      <w:r/>
       <w:proofErr w:type="gramEnd"/>
-      <w:r>
-        <w:t>照常生效，只是不再有识别与主动测量功能。这是本系统定义的最低可用状态。</w:t>
-      </w:r>
+      <w:r/>
     </w:p>
     <w:tbl>
       <w:tblPr>
@@ -32968,32 +32980,20 @@
         <w:jc w:val="both"/>
       </w:pPr>
       <w:r>
-        <w:t>系统软件划分为六个独立进程，各自独立崩溃、</w:t>
+        <w:t>系统软件划分为四个独立进程，各自独立崩溃、独立重启，通过消息机制通信。把需要访问同一帧的模块（检测、跟踪、质量评价、测量解算）合并在同一进程内，理由见本节末段的内存搬运分析；合并的代价是丢掉一个失效等级，由该进程内部的异常捕获补回轻失效路径（测量失败时降级归档，不触发看门狗）。之所以采用多进程而非单进程多线程，是因为识别模块的推理过程存在不可预期的异常风险，进程隔离可以保证一个模块的崩溃不会拖垮整个系统。</w:t>
       </w:r>
       <w:proofErr w:type="gramStart"/>
-      <w:r>
-        <w:t>独立重</w:t>
-      </w:r>
+      <w:r/>
       <w:proofErr w:type="gramEnd"/>
-      <w:r>
-        <w:t>启，通过消息机制通信。之所以采用</w:t>
-      </w:r>
+      <w:r/>
       <w:proofErr w:type="gramStart"/>
-      <w:r>
-        <w:t>多进程</w:t>
-      </w:r>
+      <w:r/>
       <w:proofErr w:type="gramEnd"/>
-      <w:r>
-        <w:t>而非</w:t>
-      </w:r>
+      <w:r/>
       <w:proofErr w:type="gramStart"/>
-      <w:r>
-        <w:t>单进程多</w:t>
-      </w:r>
+      <w:r/>
       <w:proofErr w:type="gramEnd"/>
-      <w:r>
-        <w:t>线程，是因为识别模块的推理过程存在不可预期的异常风险，进程隔离可以保证一个模块的崩溃不会拖垮整个系统。</w:t>
-      </w:r>
+      <w:r/>
     </w:p>
     <w:p>
       <w:pPr>
@@ -33219,7 +33219,7 @@
                 <w:sz w:val="19"/>
                 <w:szCs w:val="19"/>
               </w:rPr>
-              <w:t>采集与识别</w:t>
+              <w:t>感知</w:t>
             </w:r>
           </w:p>
         </w:tc>
@@ -33245,7 +33245,7 @@
                 <w:sz w:val="19"/>
                 <w:szCs w:val="19"/>
               </w:rPr>
-              <w:t>图像采集、目标检测、跟踪、质量评价</w:t>
+              <w:t>图像采集、目标检测、跟踪、质量评价、测量解算（标度变换、滤波、透视校正）</w:t>
             </w:r>
           </w:p>
         </w:tc>
@@ -33297,7 +33297,7 @@
                 <w:sz w:val="19"/>
                 <w:szCs w:val="19"/>
               </w:rPr>
-              <w:t>看门狗触发，车辆恢复巡航</w:t>
+              <w:t>看门狗触发，车辆恢复巡航；测量解算单独失败时由进程内异常捕获降级归档，不触发看门狗</w:t>
             </w:r>
           </w:p>
         </w:tc>
@@ -33330,7 +33330,7 @@
                 <w:sz w:val="19"/>
                 <w:szCs w:val="19"/>
               </w:rPr>
-              <w:t>测量解算</w:t>
+              <w:t>任务</w:t>
             </w:r>
           </w:p>
         </w:tc>
@@ -33356,7 +33356,7 @@
                 <w:sz w:val="19"/>
                 <w:szCs w:val="19"/>
               </w:rPr>
-              <w:t>标度变换、滤波、透视校正、误差判定</w:t>
+              <w:t>复核流程决策、云台 PID、复核预算调度、超时管理</w:t>
             </w:r>
           </w:p>
         </w:tc>
@@ -33382,7 +33382,7 @@
                 <w:sz w:val="19"/>
                 <w:szCs w:val="19"/>
               </w:rPr>
-              <w:t>A72</w:t>
+              <w:t>A53</w:t>
             </w:r>
           </w:p>
         </w:tc>
@@ -33408,7 +33408,7 @@
                 <w:sz w:val="19"/>
                 <w:szCs w:val="19"/>
               </w:rPr>
-              <w:t>本次测量降级归档</w:t>
+              <w:t>看门狗触发</w:t>
             </w:r>
           </w:p>
         </w:tc>
@@ -33441,7 +33441,7 @@
                 <w:sz w:val="19"/>
                 <w:szCs w:val="19"/>
               </w:rPr>
-              <w:t>状态机</w:t>
+              <w:t>网关</w:t>
             </w:r>
           </w:p>
         </w:tc>
@@ -33467,21 +33467,19 @@
                 <w:sz w:val="19"/>
                 <w:szCs w:val="19"/>
               </w:rPr>
-              <w:t>复核流程决策、云台</w:t>
-            </w:r>
-            <w:r>
-              <w:rPr>
-                <w:sz w:val="19"/>
-                <w:szCs w:val="19"/>
-              </w:rPr>
-              <w:t xml:space="preserve"> PID</w:t>
-            </w:r>
-            <w:r>
-              <w:rPr>
-                <w:sz w:val="19"/>
-                <w:szCs w:val="19"/>
-              </w:rPr>
-              <w:t>、超时管理</w:t>
+              <w:t>指令白名单校验、参数范围硬校验、心跳监测、审计日志、底盘协议转换</w:t>
+            </w:r>
+            <w:r>
+              <w:rPr>
+                <w:sz w:val="19"/>
+                <w:szCs w:val="19"/>
+              </w:rPr>
+            </w:r>
+            <w:r>
+              <w:rPr>
+                <w:sz w:val="19"/>
+                <w:szCs w:val="19"/>
+              </w:rPr>
             </w:r>
           </w:p>
         </w:tc>
@@ -33533,7 +33531,7 @@
                 <w:sz w:val="19"/>
                 <w:szCs w:val="19"/>
               </w:rPr>
-              <w:t>看门狗触发</w:t>
+              <w:t>网关重启期间拒绝一切运动指令；车辆按底盘安全层自行处置</w:t>
             </w:r>
           </w:p>
         </w:tc>
@@ -33566,7 +33564,7 @@
                 <w:sz w:val="19"/>
                 <w:szCs w:val="19"/>
               </w:rPr>
-              <w:t>安全网关</w:t>
+              <w:t>归档</w:t>
             </w:r>
           </w:p>
         </w:tc>
@@ -33592,7 +33590,7 @@
                 <w:sz w:val="19"/>
                 <w:szCs w:val="19"/>
               </w:rPr>
-              <w:t>指令白名单校验、心跳监测、审计日志</w:t>
+              <w:t>证据打包、校验、本地队列、断点续传上传</w:t>
             </w:r>
           </w:p>
         </w:tc>
@@ -33644,7 +33642,7 @@
                 <w:sz w:val="19"/>
                 <w:szCs w:val="19"/>
               </w:rPr>
-              <w:t>网关重</w:t>
+              <w:t>数据暂存本地，不影响测控</w:t>
             </w:r>
             <w:proofErr w:type="gramStart"/>
             <w:r>
@@ -33652,7 +33650,6 @@
                 <w:sz w:val="19"/>
                 <w:szCs w:val="19"/>
               </w:rPr>
-              <w:t>启期间</w:t>
             </w:r>
             <w:proofErr w:type="gramEnd"/>
             <w:r>
@@ -33660,245 +33657,6 @@
                 <w:sz w:val="19"/>
                 <w:szCs w:val="19"/>
               </w:rPr>
-              <w:t>拒绝一切运动指令</w:t>
-            </w:r>
-          </w:p>
-        </w:tc>
-      </w:tr>
-      <w:tr>
-        <w:tblPrEx>
-          <w:tblCellMar>
-            <w:top w:w="0" w:type="dxa"/>
-            <w:bottom w:w="0" w:type="dxa"/>
-          </w:tblCellMar>
-        </w:tblPrEx>
-        <w:tc>
-          <w:tcPr>
-            <w:tcW w:w="1625" w:type="dxa"/>
-            <w:shd w:val="clear" w:color="auto" w:fill="FFFFFF"/>
-            <w:tcMar>
-              <w:top w:w="70" w:type="dxa"/>
-              <w:left w:w="100" w:type="dxa"/>
-              <w:bottom w:w="70" w:type="dxa"/>
-              <w:right w:w="100" w:type="dxa"/>
-            </w:tcMar>
-            <w:vAlign w:val="center"/>
-          </w:tcPr>
-          <w:p>
-            <w:pPr>
-              <w:spacing w:before="20" w:after="20" w:line="260" w:lineRule="auto"/>
-            </w:pPr>
-            <w:r>
-              <w:rPr>
-                <w:sz w:val="19"/>
-                <w:szCs w:val="19"/>
-              </w:rPr>
-              <w:t>数据归档</w:t>
-            </w:r>
-          </w:p>
-        </w:tc>
-        <w:tc>
-          <w:tcPr>
-            <w:tcW w:w="2888" w:type="dxa"/>
-            <w:shd w:val="clear" w:color="auto" w:fill="FFFFFF"/>
-            <w:tcMar>
-              <w:top w:w="70" w:type="dxa"/>
-              <w:left w:w="100" w:type="dxa"/>
-              <w:bottom w:w="70" w:type="dxa"/>
-              <w:right w:w="100" w:type="dxa"/>
-            </w:tcMar>
-            <w:vAlign w:val="center"/>
-          </w:tcPr>
-          <w:p>
-            <w:pPr>
-              <w:spacing w:before="20" w:after="20" w:line="260" w:lineRule="auto"/>
-              <w:jc w:val="center"/>
-            </w:pPr>
-            <w:r>
-              <w:rPr>
-                <w:sz w:val="19"/>
-                <w:szCs w:val="19"/>
-              </w:rPr>
-              <w:t>打包、校验、本地队列、上传</w:t>
-            </w:r>
-          </w:p>
-        </w:tc>
-        <w:tc>
-          <w:tcPr>
-            <w:tcW w:w="1444" w:type="dxa"/>
-            <w:shd w:val="clear" w:color="auto" w:fill="FFFFFF"/>
-            <w:tcMar>
-              <w:top w:w="70" w:type="dxa"/>
-              <w:left w:w="100" w:type="dxa"/>
-              <w:bottom w:w="70" w:type="dxa"/>
-              <w:right w:w="100" w:type="dxa"/>
-            </w:tcMar>
-            <w:vAlign w:val="center"/>
-          </w:tcPr>
-          <w:p>
-            <w:pPr>
-              <w:spacing w:before="20" w:after="20" w:line="260" w:lineRule="auto"/>
-              <w:jc w:val="center"/>
-            </w:pPr>
-            <w:r>
-              <w:rPr>
-                <w:sz w:val="19"/>
-                <w:szCs w:val="19"/>
-              </w:rPr>
-              <w:t>A53</w:t>
-            </w:r>
-          </w:p>
-        </w:tc>
-        <w:tc>
-          <w:tcPr>
-            <w:tcW w:w="3069" w:type="dxa"/>
-            <w:shd w:val="clear" w:color="auto" w:fill="FFFFFF"/>
-            <w:tcMar>
-              <w:top w:w="70" w:type="dxa"/>
-              <w:left w:w="100" w:type="dxa"/>
-              <w:bottom w:w="70" w:type="dxa"/>
-              <w:right w:w="100" w:type="dxa"/>
-            </w:tcMar>
-            <w:vAlign w:val="center"/>
-          </w:tcPr>
-          <w:p>
-            <w:pPr>
-              <w:spacing w:before="20" w:after="20" w:line="260" w:lineRule="auto"/>
-              <w:jc w:val="center"/>
-            </w:pPr>
-            <w:r>
-              <w:rPr>
-                <w:sz w:val="19"/>
-                <w:szCs w:val="19"/>
-              </w:rPr>
-              <w:t>数据暂存本地，不影响测控</w:t>
-            </w:r>
-          </w:p>
-        </w:tc>
-      </w:tr>
-      <w:tr>
-        <w:tblPrEx>
-          <w:tblCellMar>
-            <w:top w:w="0" w:type="dxa"/>
-            <w:bottom w:w="0" w:type="dxa"/>
-          </w:tblCellMar>
-        </w:tblPrEx>
-        <w:tc>
-          <w:tcPr>
-            <w:tcW w:w="1625" w:type="dxa"/>
-            <w:shd w:val="clear" w:color="auto" w:fill="FFFFFF"/>
-            <w:tcMar>
-              <w:top w:w="70" w:type="dxa"/>
-              <w:left w:w="100" w:type="dxa"/>
-              <w:bottom w:w="70" w:type="dxa"/>
-              <w:right w:w="100" w:type="dxa"/>
-            </w:tcMar>
-            <w:vAlign w:val="center"/>
-          </w:tcPr>
-          <w:p>
-            <w:pPr>
-              <w:spacing w:before="20" w:after="20" w:line="260" w:lineRule="auto"/>
-            </w:pPr>
-            <w:r>
-              <w:rPr>
-                <w:sz w:val="19"/>
-                <w:szCs w:val="19"/>
-              </w:rPr>
-              <w:t>底盘接口</w:t>
-            </w:r>
-          </w:p>
-        </w:tc>
-        <w:tc>
-          <w:tcPr>
-            <w:tcW w:w="2888" w:type="dxa"/>
-            <w:shd w:val="clear" w:color="auto" w:fill="FFFFFF"/>
-            <w:tcMar>
-              <w:top w:w="70" w:type="dxa"/>
-              <w:left w:w="100" w:type="dxa"/>
-              <w:bottom w:w="70" w:type="dxa"/>
-              <w:right w:w="100" w:type="dxa"/>
-            </w:tcMar>
-            <w:vAlign w:val="center"/>
-          </w:tcPr>
-          <w:p>
-            <w:pPr>
-              <w:spacing w:before="20" w:after="20" w:line="260" w:lineRule="auto"/>
-              <w:jc w:val="center"/>
-            </w:pPr>
-            <w:r>
-              <w:rPr>
-                <w:sz w:val="19"/>
-                <w:szCs w:val="19"/>
-              </w:rPr>
-              <w:t>与底盘控制器的协议转换</w:t>
-            </w:r>
-          </w:p>
-        </w:tc>
-        <w:tc>
-          <w:tcPr>
-            <w:tcW w:w="1444" w:type="dxa"/>
-            <w:shd w:val="clear" w:color="auto" w:fill="FFFFFF"/>
-            <w:tcMar>
-              <w:top w:w="70" w:type="dxa"/>
-              <w:left w:w="100" w:type="dxa"/>
-              <w:bottom w:w="70" w:type="dxa"/>
-              <w:right w:w="100" w:type="dxa"/>
-            </w:tcMar>
-            <w:vAlign w:val="center"/>
-          </w:tcPr>
-          <w:p>
-            <w:pPr>
-              <w:spacing w:before="20" w:after="20" w:line="260" w:lineRule="auto"/>
-              <w:jc w:val="center"/>
-            </w:pPr>
-            <w:r>
-              <w:rPr>
-                <w:sz w:val="19"/>
-                <w:szCs w:val="19"/>
-              </w:rPr>
-              <w:t>A53</w:t>
-            </w:r>
-          </w:p>
-        </w:tc>
-        <w:tc>
-          <w:tcPr>
-            <w:tcW w:w="3069" w:type="dxa"/>
-            <w:shd w:val="clear" w:color="auto" w:fill="FFFFFF"/>
-            <w:tcMar>
-              <w:top w:w="70" w:type="dxa"/>
-              <w:left w:w="100" w:type="dxa"/>
-              <w:bottom w:w="70" w:type="dxa"/>
-              <w:right w:w="100" w:type="dxa"/>
-            </w:tcMar>
-            <w:vAlign w:val="center"/>
-          </w:tcPr>
-          <w:p>
-            <w:pPr>
-              <w:spacing w:before="20" w:after="20" w:line="260" w:lineRule="auto"/>
-              <w:jc w:val="center"/>
-            </w:pPr>
-            <w:r>
-              <w:rPr>
-                <w:sz w:val="19"/>
-                <w:szCs w:val="19"/>
-              </w:rPr>
-              <w:t>车辆按底盘</w:t>
-            </w:r>
-            <w:proofErr w:type="gramStart"/>
-            <w:r>
-              <w:rPr>
-                <w:sz w:val="19"/>
-                <w:szCs w:val="19"/>
-              </w:rPr>
-              <w:t>安全层</w:t>
-            </w:r>
-            <w:proofErr w:type="gramEnd"/>
-            <w:r>
-              <w:rPr>
-                <w:sz w:val="19"/>
-                <w:szCs w:val="19"/>
-              </w:rPr>
-              <w:t>自行处置</w:t>
             </w:r>
           </w:p>
         </w:tc>
@@ -39126,7 +38884,7 @@
                 <w:sz w:val="19"/>
                 <w:szCs w:val="19"/>
               </w:rPr>
-              <w:t>六进程</w:t>
+              <w:t>四进程全开连续运行 30 分钟</w:t>
             </w:r>
             <w:proofErr w:type="gramEnd"/>
             <w:r>
@@ -39134,21 +38892,18 @@
                 <w:sz w:val="19"/>
                 <w:szCs w:val="19"/>
               </w:rPr>
-              <w:t>全开连续运行</w:t>
-            </w:r>
-            <w:r>
-              <w:rPr>
-                <w:sz w:val="19"/>
-                <w:szCs w:val="19"/>
-              </w:rPr>
-              <w:t xml:space="preserve"> 30 </w:t>
-            </w:r>
-            <w:r>
-              <w:rPr>
-                <w:sz w:val="19"/>
-                <w:szCs w:val="19"/>
-              </w:rPr>
-              <w:t>分钟</w:t>
+            </w:r>
+            <w:r>
+              <w:rPr>
+                <w:sz w:val="19"/>
+                <w:szCs w:val="19"/>
+              </w:rPr>
+            </w:r>
+            <w:r>
+              <w:rPr>
+                <w:sz w:val="19"/>
+                <w:szCs w:val="19"/>
+              </w:rPr>
             </w:r>
           </w:p>
         </w:tc>
@@ -42261,7 +42016,7 @@
                 <w:sz w:val="19"/>
                 <w:szCs w:val="19"/>
               </w:rPr>
-              <w:t>板</w:t>
+              <w:t>板端环境与工具链、三个仿真桩、安全网关与看门狗、四进程部署、算力与温升实测</w:t>
             </w:r>
             <w:proofErr w:type="gramStart"/>
             <w:r>
@@ -42269,7 +42024,6 @@
                 <w:sz w:val="19"/>
                 <w:szCs w:val="19"/>
               </w:rPr>
-              <w:t>端环境</w:t>
             </w:r>
             <w:proofErr w:type="gramEnd"/>
             <w:r>
@@ -42277,7 +42031,6 @@
                 <w:sz w:val="19"/>
                 <w:szCs w:val="19"/>
               </w:rPr>
-              <w:t>与工具链、三个仿真桩、安全网关与看门狗、</w:t>
             </w:r>
             <w:proofErr w:type="gramStart"/>
             <w:r>
@@ -42285,7 +42038,6 @@
                 <w:sz w:val="19"/>
                 <w:szCs w:val="19"/>
               </w:rPr>
-              <w:t>六进程</w:t>
             </w:r>
             <w:proofErr w:type="gramEnd"/>
             <w:r>
@@ -42293,7 +42045,6 @@
                 <w:sz w:val="19"/>
                 <w:szCs w:val="19"/>
               </w:rPr>
-              <w:t>部署、</w:t>
             </w:r>
             <w:proofErr w:type="gramStart"/>
             <w:r>
@@ -42301,7 +42052,6 @@
                 <w:sz w:val="19"/>
                 <w:szCs w:val="19"/>
               </w:rPr>
-              <w:t>算力与</w:t>
             </w:r>
             <w:proofErr w:type="gramEnd"/>
             <w:r>
@@ -42309,7 +42059,6 @@
                 <w:sz w:val="19"/>
                 <w:szCs w:val="19"/>
               </w:rPr>
-              <w:t>温升实测</w:t>
             </w:r>
           </w:p>
         </w:tc>
@@ -43080,14 +42829,13 @@
                 <w:sz w:val="19"/>
                 <w:szCs w:val="19"/>
               </w:rPr>
-              <w:t xml:space="preserve">RK3576 </w:t>
-            </w:r>
-            <w:r>
-              <w:rPr>
-                <w:sz w:val="19"/>
-                <w:szCs w:val="19"/>
-              </w:rPr>
-              <w:t>平台，</w:t>
+              <w:t>RK3576 平台，四进程系统已部署并配置开机自启</w:t>
+            </w:r>
+            <w:r>
+              <w:rPr>
+                <w:sz w:val="19"/>
+                <w:szCs w:val="19"/>
+              </w:rPr>
             </w:r>
             <w:proofErr w:type="gramStart"/>
             <w:r>
@@ -43095,7 +42843,6 @@
                 <w:sz w:val="19"/>
                 <w:szCs w:val="19"/>
               </w:rPr>
-              <w:t>六进程</w:t>
             </w:r>
             <w:proofErr w:type="gramEnd"/>
             <w:r>
@@ -43103,7 +42850,6 @@
                 <w:sz w:val="19"/>
                 <w:szCs w:val="19"/>
               </w:rPr>
-              <w:t>系统已部署并配置开机自启</w:t>
             </w:r>
           </w:p>
         </w:tc>
@@ -43898,7 +43644,7 @@
                 <w:sz w:val="19"/>
                 <w:szCs w:val="19"/>
               </w:rPr>
-              <w:t>四组接口的数据结构与约定</w:t>
+              <w:t>四条接口共五份 JSON Schema 的数据结构与约定</w:t>
             </w:r>
           </w:p>
         </w:tc>
@@ -45142,14 +44888,13 @@
                 <w:sz w:val="19"/>
                 <w:szCs w:val="19"/>
               </w:rPr>
-              <w:t>约</w:t>
-            </w:r>
-            <w:r>
-              <w:rPr>
-                <w:sz w:val="19"/>
-                <w:szCs w:val="19"/>
-              </w:rPr>
-              <w:t xml:space="preserve"> 8.8 s</w:t>
+              <w:t>约 9.2 s</w:t>
+            </w:r>
+            <w:r>
+              <w:rPr>
+                <w:sz w:val="19"/>
+                <w:szCs w:val="19"/>
+              </w:rPr>
             </w:r>
           </w:p>
         </w:tc>
@@ -45753,7 +45498,7 @@
                 <w:sz w:val="19"/>
                 <w:szCs w:val="19"/>
               </w:rPr>
-              <w:t>在此基础上加入指示灯与开关位置识别，</w:t>
+              <w:t>在此基础上加入指示灯与开关位置识别，四进程在板端实测通过，安全机制三项演示通过</w:t>
             </w:r>
             <w:proofErr w:type="gramStart"/>
             <w:r>
@@ -45761,7 +45506,6 @@
                 <w:sz w:val="19"/>
                 <w:szCs w:val="19"/>
               </w:rPr>
-              <w:t>六进程</w:t>
             </w:r>
             <w:proofErr w:type="gramEnd"/>
             <w:r>
@@ -45769,7 +45513,6 @@
                 <w:sz w:val="19"/>
                 <w:szCs w:val="19"/>
               </w:rPr>
-              <w:t>在板端实测通过，安全机制三项演示通过</w:t>
             </w:r>
           </w:p>
         </w:tc>
